--- a/docs/ISP_CRM_Example_Scenario.docx
+++ b/docs/ISP_CRM_Example_Scenario.docx
@@ -8,7 +8,7 @@
         <w:spacing w:after="200"/>
       </w:pPr>
       <w:r>
-        <w:t xml:space="preserve">ISP CRM — Example Business Scenario</w:t>
+        <w:t xml:space="preserve">ISP Recovery CRM — Example Business Scenario</w:t>
       </w:r>
     </w:p>
     <w:p>
@@ -24,23 +24,23 @@
         <w:spacing w:after="120"/>
       </w:pPr>
       <w:r>
-        <w:t xml:space="preserve">Document: ISP CRM Example Scenario</w:t>
-      </w:r>
-    </w:p>
-    <w:p>
-      <w:pPr>
-        <w:spacing w:after="120"/>
-      </w:pPr>
-      <w:r>
-        <w:t xml:space="preserve">Generated: June 9, 2026</w:t>
-      </w:r>
-    </w:p>
-    <w:p>
-      <w:pPr>
-        <w:spacing w:after="120"/>
-      </w:pPr>
-      <w:r>
-        <w:t xml:space="preserve">Application: ISP CRM (Miller Bros Sales Loss Recovery Division)</w:t>
+        <w:t xml:space="preserve">Document: ISP Recovery CRM Example Scenario</w:t>
+      </w:r>
+    </w:p>
+    <w:p>
+      <w:pPr>
+        <w:spacing w:after="120"/>
+      </w:pPr>
+      <w:r>
+        <w:t xml:space="preserve">Generated: June 10, 2026</w:t>
+      </w:r>
+    </w:p>
+    <w:p>
+      <w:pPr>
+        <w:spacing w:after="120"/>
+      </w:pPr>
+      <w:r>
+        <w:t xml:space="preserve">Application: ISP Recovery CRM</w:t>
       </w:r>
     </w:p>
     <w:p>
